--- a/docs/vignettes/07_advanced_plotting/advanced_plotting.docx
+++ b/docs/vignettes/07_advanced_plotting/advanced_plotting.docx
@@ -31,7 +31,7 @@
         <w:pStyle w:val="Date"/>
       </w:pPr>
       <w:r>
-        <w:t xml:space="preserve">2026-08-21</w:t>
+        <w:t xml:space="preserve">2026-08-24</w:t>
       </w:r>
     </w:p>
     <w:bookmarkStart w:id="11" w:name="advanced-ggplot2"/>
@@ -436,7 +436,7 @@
         <w:rPr>
           <w:rStyle w:val="StringTok"/>
         </w:rPr>
-        <w:t xml:space="preserve">"steelblue"</w:t>
+        <w:t xml:space="preserve">"darkblue"</w:t>
       </w:r>
       <w:r>
         <w:rPr>
@@ -941,7 +941,7 @@
         <w:rPr>
           <w:rStyle w:val="StringTok"/>
         </w:rPr>
-        <w:t xml:space="preserve">"steelblue"</w:t>
+        <w:t xml:space="preserve">"darkblue"</w:t>
       </w:r>
       <w:r>
         <w:rPr>
@@ -1831,7 +1831,7 @@
         <w:rPr>
           <w:rStyle w:val="StringTok"/>
         </w:rPr>
-        <w:t xml:space="preserve">"steelblue"</w:t>
+        <w:t xml:space="preserve">"darkblue"</w:t>
       </w:r>
       <w:r>
         <w:rPr>
@@ -3449,7 +3449,7 @@
         <w:rPr>
           <w:rStyle w:val="StringTok"/>
         </w:rPr>
-        <w:t xml:space="preserve">"steelblue"</w:t>
+        <w:t xml:space="preserve">"darkblue"</w:t>
       </w:r>
       <w:r>
         <w:rPr>
@@ -5432,7 +5432,7 @@
         <w:rPr>
           <w:rStyle w:val="StringTok"/>
         </w:rPr>
-        <w:t xml:space="preserve">"steelblue"</w:t>
+        <w:t xml:space="preserve">"darkblue"</w:t>
       </w:r>
       <w:r>
         <w:rPr>
@@ -5762,7 +5762,7 @@
         <w:rPr>
           <w:rStyle w:val="StringTok"/>
         </w:rPr>
-        <w:t xml:space="preserve">"steelblue"</w:t>
+        <w:t xml:space="preserve">"darkblue"</w:t>
       </w:r>
       <w:r>
         <w:rPr>
@@ -6943,7 +6943,7 @@
         <w:rPr>
           <w:rStyle w:val="StringTok"/>
         </w:rPr>
-        <w:t xml:space="preserve">"steelblue"</w:t>
+        <w:t xml:space="preserve">"darkblue"</w:t>
       </w:r>
       <w:r>
         <w:rPr>
@@ -6967,7 +6967,7 @@
         <w:rPr>
           <w:rStyle w:val="StringTok"/>
         </w:rPr>
-        <w:t xml:space="preserve">"steelblue"</w:t>
+        <w:t xml:space="preserve">"darkblue"</w:t>
       </w:r>
       <w:r>
         <w:rPr>
@@ -8435,7 +8435,7 @@
         <w:rPr>
           <w:rStyle w:val="StringTok"/>
         </w:rPr>
-        <w:t xml:space="preserve">"steelblue"</w:t>
+        <w:t xml:space="preserve">"darkblue"</w:t>
       </w:r>
       <w:r>
         <w:rPr>
@@ -10158,7 +10158,7 @@
         <w:rPr>
           <w:rStyle w:val="StringTok"/>
         </w:rPr>
-        <w:t xml:space="preserve">"steelblue"</w:t>
+        <w:t xml:space="preserve">"darkblue"</w:t>
       </w:r>
       <w:r>
         <w:rPr>

--- a/docs/vignettes/07_advanced_plotting/advanced_plotting.docx
+++ b/docs/vignettes/07_advanced_plotting/advanced_plotting.docx
@@ -31,7 +31,7 @@
         <w:pStyle w:val="Date"/>
       </w:pPr>
       <w:r>
-        <w:t xml:space="preserve">2026-08-24</w:t>
+        <w:t xml:space="preserve">2026-08-25</w:t>
       </w:r>
     </w:p>
     <w:bookmarkStart w:id="11" w:name="advanced-ggplot2"/>

--- a/docs/vignettes/07_advanced_plotting/advanced_plotting.docx
+++ b/docs/vignettes/07_advanced_plotting/advanced_plotting.docx
@@ -31,7 +31,7 @@
         <w:pStyle w:val="Date"/>
       </w:pPr>
       <w:r>
-        <w:t xml:space="preserve">2026-08-25</w:t>
+        <w:t xml:space="preserve">2026-08-26</w:t>
       </w:r>
     </w:p>
     <w:bookmarkStart w:id="11" w:name="advanced-ggplot2"/>

--- a/docs/vignettes/07_advanced_plotting/advanced_plotting.docx
+++ b/docs/vignettes/07_advanced_plotting/advanced_plotting.docx
@@ -31,7 +31,7 @@
         <w:pStyle w:val="Date"/>
       </w:pPr>
       <w:r>
-        <w:t xml:space="preserve">2026-08-26</w:t>
+        <w:t xml:space="preserve">2026-08-28</w:t>
       </w:r>
     </w:p>
     <w:bookmarkStart w:id="11" w:name="advanced-ggplot2"/>

--- a/docs/vignettes/07_advanced_plotting/advanced_plotting.docx
+++ b/docs/vignettes/07_advanced_plotting/advanced_plotting.docx
@@ -31,7 +31,7 @@
         <w:pStyle w:val="Date"/>
       </w:pPr>
       <w:r>
-        <w:t xml:space="preserve">2026-08-28</w:t>
+        <w:t xml:space="preserve">2026-09-01</w:t>
       </w:r>
     </w:p>
     <w:bookmarkStart w:id="11" w:name="advanced-ggplot2"/>

--- a/docs/vignettes/07_advanced_plotting/advanced_plotting.docx
+++ b/docs/vignettes/07_advanced_plotting/advanced_plotting.docx
@@ -31,7 +31,7 @@
         <w:pStyle w:val="Date"/>
       </w:pPr>
       <w:r>
-        <w:t xml:space="preserve">2026-09-01</w:t>
+        <w:t xml:space="preserve">2026-09-03</w:t>
       </w:r>
     </w:p>
     <w:bookmarkStart w:id="11" w:name="advanced-ggplot2"/>
